--- a/az/scientists/CV/Word/Osmanli_Zarifa_CV_AZ.docx
+++ b/az/scientists/CV/Word/Osmanli_Zarifa_CV_AZ.docx
@@ -501,7 +501,7 @@
           <w:sz w:val="21"/>
           <w:szCs w:val="21"/>
         </w:rPr>
-        <w:t>Zərifə Osmanlı 2024-cü ilin yanvarından Padua Universitetinin BioComputing UP qrupunda postdoktorantdır və xərçəngdə zülal quruluşu ilə funksiya əlaqələri üzərində işləyir. 2019-cu ilin noyabrından 2023-cü ilin dekabrınadək Montpellier Universiteti və CRBM-CNRS-də struktur bioinformatikası üzrə PhD dərəcəsi alıb. İş alternativ proteomların struktur annotasiyası üçün bioinformatika alətlərinə aiddir. 2014–2017-ci illərdə Ege Universitetində molekulyar biologiya üzrə magistr, 2009–2013-cü illərdə Bakı Dövlət Universitetində biofizika üzrə bakalavr dərəcəsi alıb. CV-də 2019-cu ildən Bakıdakı Biofizika İnstitutunda kiçik elmi köməkçi olduğu da yazılıb.</w:t>
+        <w:t>Zərifə Osmanlı 2024-cü ilin yanvarından Padua Universitetinin BioComputing UP qrupunda postdoktorantdır və xərçəngdə zülal quruluşu ilə funksiya əlaqələri üzərində işləyir. 2019-cu ilin noyabrından 2023-cü ilin dekabrınadək Montpellier Universiteti və CRBM-CNRS-də struktur bioinformatikası üzrə PhD dərəcəsi alıb. İş alternativ proteomların struktur annotasiyası üçün bioinformatika alətlərinə aiddir. 2014–2017-ci illərdə Ege Universitetində molekulyar biologiya üzrə magistr, 2009–2013-cü illərdə Bakı Dövlət Universitetində biofizika üzrə bakalavr dərəcəsi alıb. 2019-cu ildən Bakıdakı Biofizika İnstitutunda kiçik elmi köməkçi olduğu da yazılıb.</w:t>
       </w:r>
     </w:p>
     <w:p>
